--- a/docs/requisitos/hus/HU.143 - Alterar senha.docx
+++ b/docs/requisitos/hus/HU.143 - Alterar senha.docx
@@ -22,7 +22,7 @@
           <w:b/>
           <w:sz w:val="28"/>
         </w:rPr>
-        <w:t xml:space="preserve">HU.143 – ALTERAR SENHA</w:t>
+        <w:t>HU.143 – ALTERAR SENHA</w:t>
       </w:r>
     </w:p>
     <w:p>
@@ -181,7 +181,6 @@
             <w:pPr>
               <w:jc w:val="center"/>
             </w:pPr>
-            <w:r/>
             <w:r>
               <w:rPr>
                 <w:rFonts w:ascii="Arial" w:hAnsi="Arial"/>
@@ -200,7 +199,6 @@
             <w:pPr>
               <w:jc w:val="left"/>
             </w:pPr>
-            <w:r/>
             <w:r>
               <w:rPr>
                 <w:rFonts w:ascii="Arial" w:hAnsi="Arial"/>
@@ -218,7 +216,6 @@
             <w:pPr>
               <w:jc w:val="center"/>
             </w:pPr>
-            <w:r/>
             <w:r>
               <w:rPr>
                 <w:rFonts w:ascii="Arial" w:hAnsi="Arial"/>
@@ -237,7 +234,6 @@
             <w:pPr>
               <w:jc w:val="center"/>
             </w:pPr>
-            <w:r/>
             <w:r>
               <w:rPr>
                 <w:rFonts w:ascii="Arial" w:hAnsi="Arial"/>
@@ -258,14 +254,13 @@
             <w:pPr>
               <w:jc w:val="center"/>
             </w:pPr>
-            <w:r/>
             <w:r>
               <w:rPr>
                 <w:rFonts w:ascii="Arial" w:hAnsi="Arial"/>
                 <w:b w:val="0"/>
                 <w:sz w:val="20"/>
               </w:rPr>
-              <w:t xml:space="preserve">19/10/2026</w:t>
+              <w:t>19/10/2026</w:t>
             </w:r>
           </w:p>
         </w:tc>
@@ -277,13 +272,12 @@
             <w:pPr>
               <w:jc w:val="left"/>
             </w:pPr>
-            <w:r/>
             <w:r>
               <w:rPr>
                 <w:rFonts w:ascii="Arial" w:hAnsi="Arial"/>
                 <w:sz w:val="20"/>
               </w:rPr>
-              <w:t xml:space="preserve">Retirada das HUs sem funcionalidade no sistema, renumeração e reordenação das demais (retaguarda primeiro, portal depois)</w:t>
+              <w:t>Retirada das HUs sem funcionalidade no sistema, renumeração e reordenação das demais (retaguarda primeiro, portal depois)</w:t>
             </w:r>
           </w:p>
         </w:tc>
@@ -295,14 +289,13 @@
             <w:pPr>
               <w:jc w:val="center"/>
             </w:pPr>
-            <w:r/>
             <w:r>
               <w:rPr>
                 <w:rFonts w:ascii="Arial" w:hAnsi="Arial"/>
                 <w:b w:val="0"/>
                 <w:sz w:val="20"/>
               </w:rPr>
-              <w:t xml:space="preserve">2.2</w:t>
+              <w:t>2.2</w:t>
             </w:r>
           </w:p>
         </w:tc>
@@ -314,14 +307,86 @@
             <w:pPr>
               <w:jc w:val="center"/>
             </w:pPr>
-            <w:r/>
             <w:r>
               <w:rPr>
                 <w:rFonts w:ascii="Arial" w:hAnsi="Arial"/>
                 <w:b w:val="0"/>
                 <w:sz w:val="20"/>
               </w:rPr>
-              <w:t xml:space="preserve">Sudoeste Informática</w:t>
+              <w:t>Sudoeste Informática</w:t>
+            </w:r>
+          </w:p>
+        </w:tc>
+      </w:tr>
+      <w:tr>
+        <w:tc>
+          <w:tcPr>
+            <w:tcW w:type="dxa" w:w="2412"/>
+          </w:tcPr>
+          <w:p>
+            <w:pPr>
+              <w:jc w:val="center"/>
+            </w:pPr>
+            <w:r>
+              <w:rPr>
+                <w:rFonts w:ascii="Arial" w:hAnsi="Arial"/>
+                <w:b w:val="0"/>
+                <w:sz w:val="20"/>
+              </w:rPr>
+              <w:t>22/10/2026</w:t>
+            </w:r>
+          </w:p>
+        </w:tc>
+        <w:tc>
+          <w:tcPr>
+            <w:tcW w:type="dxa" w:w="2412"/>
+          </w:tcPr>
+          <w:p>
+            <w:pPr>
+              <w:jc w:val="left"/>
+            </w:pPr>
+            <w:r>
+              <w:rPr>
+                <w:rFonts w:ascii="Arial" w:hAnsi="Arial"/>
+                <w:sz w:val="20"/>
+              </w:rPr>
+              <w:t>Portal sem login próprio: o cidadão entra pelo Portal de Serviços da SEDUR (HU-142); a troca de senha passa a ser só do console</w:t>
+            </w:r>
+          </w:p>
+        </w:tc>
+        <w:tc>
+          <w:tcPr>
+            <w:tcW w:type="dxa" w:w="2412"/>
+          </w:tcPr>
+          <w:p>
+            <w:pPr>
+              <w:jc w:val="center"/>
+            </w:pPr>
+            <w:r>
+              <w:rPr>
+                <w:rFonts w:ascii="Arial" w:hAnsi="Arial"/>
+                <w:b w:val="0"/>
+                <w:sz w:val="20"/>
+              </w:rPr>
+              <w:t>2.3</w:t>
+            </w:r>
+          </w:p>
+        </w:tc>
+        <w:tc>
+          <w:tcPr>
+            <w:tcW w:type="dxa" w:w="2412"/>
+          </w:tcPr>
+          <w:p>
+            <w:pPr>
+              <w:jc w:val="center"/>
+            </w:pPr>
+            <w:r>
+              <w:rPr>
+                <w:rFonts w:ascii="Arial" w:hAnsi="Arial"/>
+                <w:b w:val="0"/>
+                <w:sz w:val="20"/>
+              </w:rPr>
+              <w:t>Sudoeste Informática</w:t>
             </w:r>
           </w:p>
         </w:tc>
@@ -354,7 +419,19 @@
           <w:rFonts w:ascii="Arial" w:hAnsi="Arial"/>
           <w:sz w:val="24"/>
         </w:rPr>
-        <w:t>A pessoa já autenticada troca a própria senha informando a senha atual e a nova, com confirmação. A tela mostra o texto da política de senha. A troca fica registrada como alteração feita pelo próprio usuário. No portal, o caminho é Minha conta, em Meus dados, na aba Senha. No console, a troca de senha não aparece no menu: o cabeçalho leva aos dados da conta. Conta da rede da SEDUR, no console, não altera senha local e é orientada a mudar a senha no portal de senhas da prefeitura. A tela de senha do portal não faz essa recusa. Esta função não consulta mapa, REDESIM nem a LOUOS, e não encerra as outras sessões da pessoa.</w:t>
+        <w:t>O servidor já autenticado no console troca a própria senha informando a senha atual e a nova, com confirmação. A tela mostra o texto da política de senha. A troca fica registrada como alteração feita pelo próprio usuário.</w:t>
+      </w:r>
+    </w:p>
+    <w:p>
+      <w:pPr>
+        <w:jc w:val="both"/>
+      </w:pPr>
+      <w:r>
+        <w:rPr>
+          <w:rFonts w:ascii="Arial" w:hAnsi="Arial"/>
+          <w:sz w:val="24"/>
+        </w:rPr>
+        <w:t>No console, a troca de senha não aparece no menu: o cabeçalho leva aos dados da conta. Conta da rede da SEDUR não altera senha local e é orientada a mudar a senha no portal de senhas da prefeitura. O cidadão não tem senha no Viabiliza, porque entra pelo Portal de Serviços da SEDUR com a conta GOV.BR (HU-142); por isso Minha conta, no portal, não tem a aba Senha. Esta função não consulta mapa, REDESIM nem a LOUOS, e não encerra as outras sessões da pessoa.</w:t>
       </w:r>
     </w:p>
     <w:p/>
@@ -482,7 +559,7 @@
           <w:b w:val="0"/>
           <w:sz w:val="24"/>
         </w:rPr>
-        <w:t>que a pessoa troque a própria senha</w:t>
+        <w:t>que o servidor troque a própria senha do console</w:t>
       </w:r>
       <w:r>
         <w:rPr>
@@ -527,7 +604,7 @@
           <w:b w:val="0"/>
           <w:sz w:val="24"/>
         </w:rPr>
-        <w:t>usuário autenticado com senha local</w:t>
+        <w:t>servidor autenticado no console com senha local</w:t>
       </w:r>
       <w:r>
         <w:rPr>
@@ -579,7 +656,7 @@
           <w:rFonts w:ascii="Arial" w:hAnsi="Arial"/>
           <w:sz w:val="24"/>
         </w:rPr>
-        <w:t>• Pessoa já autenticada no portal, com e-mail confirmado e termo aceito, ou no console, com acesso ao console e termo aceito</w:t>
+        <w:t>• Pessoa já autenticada no console, com acesso ao console e termo aceito</w:t>
       </w:r>
     </w:p>
     <w:p>
@@ -632,7 +709,7 @@
           <w:rFonts w:ascii="Arial" w:hAnsi="Arial"/>
           <w:sz w:val="24"/>
         </w:rPr>
-        <w:t xml:space="preserve">• HU-001 — sessão já aberta no ambiente em que a senha será trocada</w:t>
+        <w:t>• HU-001 — sessão já aberta no console</w:t>
       </w:r>
     </w:p>
     <w:p/>
@@ -685,7 +762,7 @@
         <w:rPr>
           <w:sz w:val="22"/>
         </w:rPr>
-        <w:t>Portal: Minha conta &gt; Meus dados &gt; Senha. No console, a tela não está no menu</w:t>
+        <w:t>Console: dados da conta, pelo cabeçalho. A tela não está no menu, e o portal não tem troca de senha</w:t>
       </w:r>
     </w:p>
     <w:p/>
@@ -744,7 +821,7 @@
           <w:b/>
           <w:sz w:val="22"/>
         </w:rPr>
-        <w:t>Cenário 1: Troca no portal</w:t>
+        <w:t>Cenário 1: Cidadão não troca senha no portal</w:t>
       </w:r>
     </w:p>
     <w:p>
@@ -761,7 +838,7 @@
           <w:rFonts w:ascii="Arial" w:hAnsi="Arial"/>
           <w:sz w:val="22"/>
         </w:rPr>
-        <w:t>o cidadão está autenticado, com e-mail confirmado e termo aceito</w:t>
+        <w:t>o cidadão entrou pelo Portal de Serviços da SEDUR</w:t>
       </w:r>
     </w:p>
     <w:p>
@@ -778,7 +855,7 @@
           <w:rFonts w:ascii="Arial" w:hAnsi="Arial"/>
           <w:sz w:val="22"/>
         </w:rPr>
-        <w:t>informa a senha atual correta e uma nova senha válida</w:t>
+        <w:t>abre Minha conta no portal</w:t>
       </w:r>
     </w:p>
     <w:p>
@@ -795,7 +872,7 @@
           <w:rFonts w:ascii="Arial" w:hAnsi="Arial"/>
           <w:sz w:val="22"/>
         </w:rPr>
-        <w:t>a senha é atualizada e a alteração fica registrada</w:t>
+        <w:t>não há aba Senha, e a senha que ele usa é a da conta GOV.BR</w:t>
       </w:r>
     </w:p>
     <w:p/>
@@ -981,13 +1058,15 @@
           <w:rFonts w:ascii="Arial" w:hAnsi="Arial"/>
           <w:sz w:val="22"/>
         </w:rPr>
-        <w:t>o console informa que a senha foi alterada com sucesso</w:t>
+        <w:t>o console informa que a senha foi alterada com sucesso e a alteração fica registrada</w:t>
       </w:r>
     </w:p>
     <w:p/>
     <w:sectPr>
       <w:headerReference w:type="default" r:id="rId9"/>
       <w:footerReference w:type="default" r:id="rId10"/>
+      <w:headerReference w:type="first" r:id="rId11"/>
+      <w:headerReference w:type="even" r:id="rId12"/>
       <w:pgSz w:w="12240" w:h="15840"/>
       <w:pgMar w:top="1728" w:right="1296" w:bottom="1296" w:left="1296" w:header="720" w:footer="720" w:gutter="0"/>
       <w:cols w:space="720"/>
@@ -1125,8 +1204,28 @@
         <w:rFonts w:ascii="Arial" w:hAnsi="Arial"/>
         <w:sz w:val="16"/>
       </w:rPr>
-      <w:t xml:space="preserve">HU.143 - ALTERAR SENHA - Versão 2.2 – 19/10/2026</w:t>
+      <w:t>HU.143 - ALTERAR SENHA - Versão 2.3 – 22/10/2026</w:t>
     </w:r>
+  </w:p>
+</w:hdr>
+</file>
+
+<file path=word/header2.xml><?xml version="1.0" encoding="utf-8"?>
+<w:hdr xmlns:m="http://schemas.openxmlformats.org/officeDocument/2006/math" xmlns:mc="http://schemas.openxmlformats.org/markup-compatibility/2006" xmlns:mo="http://schemas.microsoft.com/office/mac/office/2008/main" xmlns:mv="urn:schemas-microsoft-com:mac:vml" xmlns:o="urn:schemas-microsoft-com:office:office" xmlns:r="http://schemas.openxmlformats.org/officeDocument/2006/relationships" xmlns:v="urn:schemas-microsoft-com:vml" xmlns:w10="urn:schemas-microsoft-com:office:word" xmlns:w14="http://schemas.microsoft.com/office/word/2010/wordml" xmlns:w="http://schemas.openxmlformats.org/wordprocessingml/2006/main" xmlns:wne="http://schemas.microsoft.com/office/word/2006/wordml" xmlns:wp14="http://schemas.microsoft.com/office/word/2010/wordprocessingDrawing" xmlns:wp="http://schemas.openxmlformats.org/drawingml/2006/wordprocessingDrawing" xmlns:wpc="http://schemas.microsoft.com/office/word/2010/wordprocessingCanvas" xmlns:wpg="http://schemas.microsoft.com/office/word/2010/wordprocessingGroup" xmlns:wpi="http://schemas.microsoft.com/office/word/2010/wordprocessingInk" xmlns:wps="http://schemas.microsoft.com/office/word/2010/wordprocessingShape" mc:Ignorable="w14 wp14">
+  <w:p>
+    <w:pPr>
+      <w:pStyle w:val="Header"/>
+    </w:pPr>
+  </w:p>
+</w:hdr>
+</file>
+
+<file path=word/header3.xml><?xml version="1.0" encoding="utf-8"?>
+<w:hdr xmlns:m="http://schemas.openxmlformats.org/officeDocument/2006/math" xmlns:mc="http://schemas.openxmlformats.org/markup-compatibility/2006" xmlns:mo="http://schemas.microsoft.com/office/mac/office/2008/main" xmlns:mv="urn:schemas-microsoft-com:mac:vml" xmlns:o="urn:schemas-microsoft-com:office:office" xmlns:r="http://schemas.openxmlformats.org/officeDocument/2006/relationships" xmlns:v="urn:schemas-microsoft-com:vml" xmlns:w10="urn:schemas-microsoft-com:office:word" xmlns:w14="http://schemas.microsoft.com/office/word/2010/wordml" xmlns:w="http://schemas.openxmlformats.org/wordprocessingml/2006/main" xmlns:wne="http://schemas.microsoft.com/office/word/2006/wordml" xmlns:wp14="http://schemas.microsoft.com/office/word/2010/wordprocessingDrawing" xmlns:wp="http://schemas.openxmlformats.org/drawingml/2006/wordprocessingDrawing" xmlns:wpc="http://schemas.microsoft.com/office/word/2010/wordprocessingCanvas" xmlns:wpg="http://schemas.microsoft.com/office/word/2010/wordprocessingGroup" xmlns:wpi="http://schemas.microsoft.com/office/word/2010/wordprocessingInk" xmlns:wps="http://schemas.microsoft.com/office/word/2010/wordprocessingShape" mc:Ignorable="w14 wp14">
+  <w:p>
+    <w:pPr>
+      <w:pStyle w:val="Header"/>
+    </w:pPr>
   </w:p>
 </w:hdr>
 </file>
